--- a/daily-reports/2026-10-12/report.docx
+++ b/daily-reports/2026-10-12/report.docx
@@ -28,20 +28,20 @@
         <w:pStyle w:val="Heading2"/>
       </w:pPr>
       <w:r>
-        <w:t>1. openai/math  ⭐ 14,193</w:t>
+        <w:t>1. openai/math  ⭐ 14,202</w:t>
       </w:r>
     </w:p>
     <w:p>
       <w:r>
-        <w:t>语言：Lean ｜ Stars：14,193 ｜ Forks：1,599</w:t>
+        <w:t>语言：Lean ｜ Stars：14,202 ｜ Forks：1,600</w:t>
         <w:br/>
       </w:r>
       <w:r>
-        <w:t>这是什么：这是一个用 Lean 语言编写的数学项目，Lean 是一种用来写数学证明的编程语言。它可能包含一些数学定理和证明，帮助人们用计算机验证数学推理。</w:t>
+        <w:t>这是什么：这是一个用 Lean 语言编写的数学项目，Lean 是一种用于验证数学证明的编程语言。它主要用来形式化数学定理和证明，确保每一步推理都严格正确。</w:t>
         <w:br/>
       </w:r>
       <w:r>
-        <w:t>能用来做什么：可以用来学习数学证明的计算机验证，或者作为研究数学基础的工具。</w:t>
+        <w:t>能用来做什么：可以用来验证复杂的数学证明，或者作为学习形式化数学的工具。</w:t>
         <w:br/>
       </w:r>
       <w:r>
@@ -49,7 +49,7 @@
         <w:br/>
       </w:r>
       <w:r>
-        <w:t>对新手有什么帮助：适合对数学和编程交叉领域感兴趣的新手，可以了解如何用代码写数学证明。</w:t>
+        <w:t>对新手有什么帮助：适合对数学和逻辑感兴趣的新手，可以了解如何用计算机验证数学证明，培养严谨的思维。</w:t>
         <w:br/>
       </w:r>
       <w:r>
@@ -61,28 +61,28 @@
         <w:pStyle w:val="Heading2"/>
       </w:pPr>
       <w:r>
-        <w:t>2. storytold/wordcraft  ⭐ 6,870</w:t>
+        <w:t>2. storytold/wordcraft  ⭐ 6,955</w:t>
       </w:r>
     </w:p>
     <w:p>
       <w:r>
-        <w:t>语言：Rust ｜ Stars：6,870 ｜ Forks：1,914</w:t>
+        <w:t>语言：Rust ｜ Stars：6,955 ｜ Forks：1,931</w:t>
         <w:br/>
       </w:r>
       <w:r>
-        <w:t>这是什么：这是一个用 Rust 语言从零开始重新实现的微软 Word 文字处理软件。它的目标是提供一个开源、干净的替代品，让你可以创建和编辑文档。</w:t>
+        <w:t>这是什么：这是一个用 Rust 语言从零开始重新实现的微软 Word 的开源项目。它的目标是提供一个干净、独立的文字处理软件，不依赖微软的代码。</w:t>
         <w:br/>
       </w:r>
       <w:r>
-        <w:t>能用来做什么：可以用来编写和编辑文档，类似 Word，但完全开源，适合想要自定义或学习文字处理软件的人。</w:t>
+        <w:t>能用来做什么：可以用来编辑文档、创建报告，或者作为学习 Rust 语言和大型软件架构的案例。</w:t>
         <w:br/>
       </w:r>
       <w:r>
-        <w:t>适用领域：办公软件、文档处理、开源软件开发</w:t>
+        <w:t>适用领域：文字处理、办公软件、Rust 开发</w:t>
         <w:br/>
       </w:r>
       <w:r>
-        <w:t>对新手有什么帮助：如果你对文字处理软件如何工作感兴趣，这个项目可以让你一探究竟，也适合学习 Rust 语言和大型软件架构。</w:t>
+        <w:t>对新手有什么帮助：如果你对文字处理软件的内部原理感兴趣，或者想学习如何用 Rust 构建大型应用，这个项目是很好的学习材料。</w:t>
         <w:br/>
       </w:r>
       <w:r>
@@ -94,28 +94,28 @@
         <w:pStyle w:val="Heading2"/>
       </w:pPr>
       <w:r>
-        <w:t>3. wheresryan22/anatomy  ⭐ 4,098</w:t>
+        <w:t>3. wheresryan22/anatomy  ⭐ 4,152</w:t>
       </w:r>
     </w:p>
     <w:p>
       <w:r>
-        <w:t>语言：JavaScript ｜ Stars：4,098 ｜ Forks：323</w:t>
+        <w:t>语言：JavaScript ｜ Stars：4,152 ｜ Forks：327</w:t>
         <w:br/>
       </w:r>
       <w:r>
-        <w:t>这是什么：这是一个能生成详细、可交互的等距插画的工具，专门用来展示真实机器和复杂系统。它使用 JavaScript 生成漂亮的 SVG 图片，还可以加上 WebGL 着色器和 3D 效果。</w:t>
+        <w:t>这是什么：这是一个能自动生成详细、可交互的等距插图的工具，专门用来展示真实机器和复杂系统。它使用 JavaScript 生成精美的 SVG 图片，还可以加上 WebGL 着色器和 3D 效果。</w:t>
         <w:br/>
       </w:r>
       <w:r>
-        <w:t>能用来做什么：可以用它来制作机器或系统的教学插图，比如发动机、电路等，让说明更直观。</w:t>
+        <w:t>能用来做什么：适合制作产品说明书、教学材料或技术演示中的机器插图，让复杂结构一目了然。</w:t>
         <w:br/>
       </w:r>
       <w:r>
-        <w:t>适用领域：教育、工程可视化、技术插图、3D 网页图形</w:t>
+        <w:t>适用领域：工程设计、技术插图、教育可视化</w:t>
         <w:br/>
       </w:r>
       <w:r>
-        <w:t>对新手有什么帮助：适合想学习如何用代码生成复杂插画的新手，也能帮助老师或工程师制作生动的教学材料。</w:t>
+        <w:t>对新手有什么帮助：即使你不会画画，也能通过这个工具生成专业的机器插图，适合工程师、教师或技术写作者使用。</w:t>
         <w:br/>
       </w:r>
       <w:r>
@@ -127,28 +127,28 @@
         <w:pStyle w:val="Heading2"/>
       </w:pPr>
       <w:r>
-        <w:t>4. alchaincyf/huashu-art-motion  ⭐ 3,457</w:t>
+        <w:t>4. alchaincyf/huashu-art-motion  ⭐ 3,472</w:t>
       </w:r>
     </w:p>
     <w:p>
       <w:r>
-        <w:t>语言：JavaScript ｜ Stars：3,457 ｜ Forks：389</w:t>
+        <w:t>语言：JavaScript ｜ Stars：3,472 ｜ Forks：390</w:t>
         <w:br/>
       </w:r>
       <w:r>
-        <w:t>这是什么：这是一个艺术动画工具，提供了 35 种艺术风格和 9 种解说语法，让你用代码让画动起来。它用 JavaScript 实现，可以创建动态的艺术作品。</w:t>
+        <w:t>这是什么：这是一个艺术动画工具，提供了 35 种艺术风格和 9 种解说语法，让你用代码让静态的画动起来。</w:t>
         <w:br/>
       </w:r>
       <w:r>
-        <w:t>能用来做什么：可以用它来制作动画短片、艺术展示或教育解说视频，让静态图像活起来。</w:t>
+        <w:t>能用来做什么：可以用它制作动态艺术画、动画解说视频，或者为艺术作品添加动态效果。</w:t>
         <w:br/>
       </w:r>
       <w:r>
-        <w:t>适用领域：数字艺术、动画制作、创意编程、教育</w:t>
+        <w:t>适用领域：数字艺术、动画制作、创意编程</w:t>
         <w:br/>
       </w:r>
       <w:r>
-        <w:t>对新手有什么帮助：适合对艺术和编程结合感兴趣的新手，可以轻松上手制作动画，学习创意编程。</w:t>
+        <w:t>对新手有什么帮助：适合对艺术和编程结合感兴趣的新手，可以轻松创作出有风格的动画，无需专业的动画软件。</w:t>
         <w:br/>
       </w:r>
       <w:r>
@@ -160,20 +160,20 @@
         <w:pStyle w:val="Heading2"/>
       </w:pPr>
       <w:r>
-        <w:t>5. mhtsec/ARTEX  ⭐ 3,352</w:t>
+        <w:t>5. mhtsec/ARTEX  ⭐ 3,369</w:t>
       </w:r>
     </w:p>
     <w:p>
       <w:r>
-        <w:t>语言：Go ｜ Stars：3,352 ｜ Forks：5,781</w:t>
+        <w:t>语言：Go ｜ Stars：3,369 ｜ Forks：5,792</w:t>
         <w:br/>
       </w:r>
       <w:r>
-        <w:t>这是什么：这是一个 AI 自主渗透测试系统，用 Go 语言编写。它曾获得百度“agent+”攻防挑战赛冠军，能自动进行网络安全测试。</w:t>
+        <w:t>这是什么：这是一个 AI 自主渗透测试系统，曾获得百度“agent+”攻防挑战赛冠军。它利用人工智能自动进行网络安全测试，模拟黑客攻击来发现系统漏洞。</w:t>
         <w:br/>
       </w:r>
       <w:r>
-        <w:t>能用来做什么：可以用来模拟黑客攻击，测试系统安全性，帮助发现漏洞。</w:t>
+        <w:t>能用来做什么：可以用来评估网络系统的安全性，自动发现潜在漏洞，适合安全团队进行渗透测试。</w:t>
         <w:br/>
       </w:r>
       <w:r>
@@ -181,7 +181,7 @@
         <w:br/>
       </w:r>
       <w:r>
-        <w:t>对新手有什么帮助：适合对网络安全感兴趣的新手，可以了解自动化渗透测试的原理，但需要一定基础。</w:t>
+        <w:t>对新手有什么帮助：对网络安全感兴趣的新手可以通过这个项目了解自动化渗透测试的流程，学习如何用 AI 增强安全测试。</w:t>
         <w:br/>
       </w:r>
       <w:r>
@@ -212,7 +212,7 @@
         <w:t>The gap in shared understanding of LLM capability is widening</w:t>
       </w:r>
       <w:r>
-        <w:t>（👍 405）</w:t>
+        <w:t>（👍 418）</w:t>
       </w:r>
       <w:r>
         <w:br/>
@@ -220,7 +220,7 @@
       </w:r>
       <w:r>
         <w:br/>
-        <w:t>摘要：文章讨论业界对LLM能力认知的分歧正在扩大：一部分人认为模型能力被高估，另一部分人则看到持续突破，这种认知鸿沟可能影响企业投资决策与公众预期。</w:t>
+        <w:t>摘要：文章讨论了业界对LLM能力认知的分歧正在扩大：开发者、研究者与普通用户对模型实际能做什么、不能做什么的理解差距越来越大，这可能导致期望错位和误用，值得关注AI能力评估与传播中的信息不对称问题。</w:t>
       </w:r>
     </w:p>
     <w:p>
@@ -239,7 +239,7 @@
       </w:r>
       <w:r>
         <w:br/>
-        <w:t>摘要：有开发者提出方案绕过SQLite单写入者限制，通过改进并发写入机制提升多线程场景下的吞吐，对依赖SQLite的嵌入式与边缘应用有实用价值。</w:t>
+        <w:t>摘要：该内容介绍了一种突破SQLite单写入者限制的方案，让数据库支持并发写入，这对依赖SQLite的高并发应用和嵌入式场景意义重大，可能改变轻量级数据库在服务端的可用性。</w:t>
       </w:r>
     </w:p>
     <w:p>
@@ -263,7 +263,7 @@
       </w:r>
       <w:r>
         <w:br/>
-        <w:t>摘要：量子位报道称数学家王虹（或相关猜想）的成果被扩展到四维空间，属于基础数学前沿进展，可能对几何与拓扑领域产生后续影响。</w:t>
+        <w:t>摘要：量子位报道了数学家王虹（或相关研究者）提出的猜想被成功扩展到四维空间，这是数学领域的重要进展，展示了高维几何与拓扑问题的前沿突破，值得关注其后续影响。</w:t>
       </w:r>
     </w:p>
     <w:p>
@@ -287,7 +287,7 @@
       </w:r>
       <w:r>
         <w:br/>
-        <w:t>摘要：OpenAI将Codex等编码代理能力全面引入手机端，用户可通过语音直接指挥AI写代码，标志着AI编程助手从桌面走向移动、交互方式进一步自然化。</w:t>
+        <w:t>摘要：OpenAI的Codex相关功能全面登陆手机端，用户可以通过语音或文字直接指挥AI编程助手干活，标志着AI编程工具向移动端和自然交互方式扩展，降低了编程自动化的使用门槛。</w:t>
       </w:r>
     </w:p>
     <w:sectPr>
